--- a/web/Resumes/Andrew/Resume.docx
+++ b/web/Resumes/Andrew/Resume.docx
@@ -1125,13 +1125,181 @@
       </w:pPr>
       <w:r>
         <w:rPr>
+          <w:rFonts w:ascii="Raleway SemiBold" w:hAnsi="Raleway SemiBold"/>
+          <w:b/>
+          <w:sz w:val="20"/>
+        </w:rPr>
+        <w:t>Perl Developer (Contract) | APRIL 2026-AUGUST 2026</w:t>
+      </w:r>
+    </w:p>
+    <w:p>
+      <w:pPr>
+        <w:spacing w:lineRule="atLeast" w:line="280"/>
+        <w:textAlignment w:val="auto"/>
+        <w:rPr>
+          <w:rStyle w:val="span"/>
+          <w:rFonts w:ascii="Raleway SemiBold" w:hAnsi="Raleway SemiBold" w:eastAsia="Raleway SemiBold" w:cs="Raleway SemiBold"/>
+          <w:b/>
+          <w:bCs/>
+          <w:sz w:val="20"/>
+          <w:szCs w:val="20"/>
+        </w:rPr>
+      </w:pPr>
+      <w:r>
+        <w:rPr>
+          <w:rFonts w:ascii="Raleway SemiBold" w:hAnsi="Raleway SemiBold"/>
+          <w:b/>
+          <w:sz w:val="20"/>
+        </w:rPr>
+        <w:t>Wolters Kluwer | CA (Remote)</w:t>
+      </w:r>
+    </w:p>
+    <w:p>
+      <w:pPr>
+        <w:pStyle w:val="documentsinglecolumnli"/>
+        <w:numPr>
+          <w:ilvl w:val="0"/>
+          <w:numId w:val="14"/>
+        </w:numPr>
+        <w:spacing w:lineRule="atLeast" w:line="280" w:before="0" w:after="80"/>
+        <w:ind w:hanging="160" w:left="200"/>
+        <w:rPr>
+          <w:rStyle w:val="span"/>
+          <w:rFonts w:ascii="Raleway" w:hAnsi="Raleway" w:eastAsia="Raleway" w:cs="Raleway"/>
+          <w:color w:val="000000"/>
+          <w:sz w:val="20"/>
+          <w:szCs w:val="20"/>
+        </w:rPr>
+      </w:pPr>
+      <w:r>
+        <w:rPr>
+          <w:rFonts w:ascii="Raleway" w:hAnsi="Raleway"/>
+          <w:sz w:val="20"/>
+        </w:rPr>
+        <w:t>Maintained and debugged the legacy Ovid web application ecosystem (OvidUI, Ovidweb), managing backend Perl logic, database queries, and complex configuration files.</w:t>
+      </w:r>
+    </w:p>
+    <w:p>
+      <w:pPr>
+        <w:pStyle w:val="documentsinglecolumnli"/>
+        <w:numPr>
+          <w:ilvl w:val="0"/>
+          <w:numId w:val="14"/>
+        </w:numPr>
+        <w:spacing w:lineRule="atLeast" w:line="280" w:before="0" w:after="80"/>
+        <w:ind w:hanging="160" w:left="200"/>
+        <w:rPr>
+          <w:rStyle w:val="span"/>
+          <w:rFonts w:ascii="Raleway" w:hAnsi="Raleway" w:eastAsia="Raleway" w:cs="Raleway"/>
+          <w:color w:val="000000"/>
+          <w:sz w:val="20"/>
+          <w:szCs w:val="20"/>
+        </w:rPr>
+      </w:pPr>
+      <w:r>
+        <w:rPr>
+          <w:rFonts w:ascii="Raleway" w:hAnsi="Raleway"/>
+          <w:sz w:val="20"/>
+        </w:rPr>
+        <w:t>Diagnosed critical local-to-production environment parity mismatches, resolving out-of-sync CPAN dependencies and caching anomalies to prevent runtime failures during containerization efforts.</w:t>
+      </w:r>
+    </w:p>
+    <w:p>
+      <w:pPr>
+        <w:pStyle w:val="documentsinglecolumnli"/>
+        <w:numPr>
+          <w:ilvl w:val="0"/>
+          <w:numId w:val="14"/>
+        </w:numPr>
+        <w:spacing w:lineRule="atLeast" w:line="280" w:before="0" w:after="80"/>
+        <w:ind w:hanging="160" w:left="200"/>
+        <w:rPr>
+          <w:rStyle w:val="span"/>
+          <w:rFonts w:ascii="Raleway" w:hAnsi="Raleway" w:eastAsia="Raleway" w:cs="Raleway"/>
+          <w:color w:val="000000"/>
+          <w:sz w:val="20"/>
+          <w:szCs w:val="20"/>
+        </w:rPr>
+      </w:pPr>
+      <w:r>
+        <w:rPr>
+          <w:rFonts w:ascii="Raleway" w:hAnsi="Raleway"/>
+          <w:sz w:val="20"/>
+        </w:rPr>
+        <w:t>Refactored custom control scripts to resolve master-worker process leaks, cleanly terminating orphaned prefork process pairs and freeing bound network ports.</w:t>
+      </w:r>
+    </w:p>
+    <w:p>
+      <w:pPr>
+        <w:pStyle w:val="documentsinglecolumnli"/>
+        <w:numPr>
+          <w:ilvl w:val="0"/>
+          <w:numId w:val="14"/>
+        </w:numPr>
+        <w:spacing w:lineRule="atLeast" w:line="280" w:before="0" w:after="80"/>
+        <w:ind w:hanging="160" w:left="200"/>
+        <w:rPr>
+          <w:rStyle w:val="span"/>
+          <w:rFonts w:ascii="Raleway" w:hAnsi="Raleway" w:eastAsia="Raleway" w:cs="Raleway"/>
+          <w:color w:val="000000"/>
+          <w:sz w:val="20"/>
+          <w:szCs w:val="20"/>
+        </w:rPr>
+      </w:pPr>
+      <w:r>
+        <w:rPr>
+          <w:rFonts w:ascii="Raleway" w:hAnsi="Raleway"/>
+          <w:sz w:val="20"/>
+        </w:rPr>
+        <w:t>Identified and corrected restrictive system umask configurations (0027) causing HTTP 403 errors, automating permissions adjustments (0022) across shared accounts to improve development efficiency.</w:t>
+      </w:r>
+    </w:p>
+    <w:p>
+      <w:pPr>
+        <w:pStyle w:val="documentsinglecolumnli"/>
+        <w:numPr>
+          <w:ilvl w:val="0"/>
+          <w:numId w:val="14"/>
+        </w:numPr>
+        <w:spacing w:lineRule="atLeast" w:line="280" w:before="0" w:after="80"/>
+        <w:ind w:hanging="160" w:left="200"/>
+        <w:rPr>
+          <w:rStyle w:val="span"/>
+          <w:rFonts w:ascii="Raleway" w:hAnsi="Raleway" w:eastAsia="Raleway" w:cs="Raleway"/>
+          <w:color w:val="000000"/>
+          <w:sz w:val="20"/>
+          <w:szCs w:val="20"/>
+        </w:rPr>
+      </w:pPr>
+      <w:r>
+        <w:rPr>
+          <w:rFonts w:ascii="Raleway" w:hAnsi="Raleway"/>
+          <w:sz w:val="20"/>
+        </w:rPr>
+        <w:t>Proposed a containerized VPN solution to bypass workstation connectivity limitations and support non-Intel CPU architectures for distributed developers.</w:t>
+      </w:r>
+    </w:p>
+    <w:p>
+      <w:pPr>
+        <w:pStyle w:val="documentexpr-secjobtitle"/>
+        <w:spacing w:lineRule="atLeast" w:line="280"/>
+        <w:rPr>
+          <w:rFonts w:ascii="Raleway SemiBold" w:hAnsi="Raleway SemiBold" w:eastAsia="Raleway SemiBold" w:cs="Raleway SemiBold"/>
+          <w:b/>
+          <w:bCs/>
+          <w:sz w:val="20"/>
+          <w:szCs w:val="20"/>
+        </w:rPr>
+      </w:pPr>
+      <w:r>
+        <w:rPr>
           <w:rFonts w:eastAsia="Raleway SemiBold" w:cs="Raleway SemiBold" w:ascii="Raleway SemiBold" w:hAnsi="Raleway SemiBold"/>
           <w:b/>
           <w:bCs/>
           <w:sz w:val="20"/>
           <w:szCs w:val="20"/>
         </w:rPr>
-        <w:t>Perl Developer | OCTOBER 2021-CURRENT</w:t>
+        <w:t>Perl Developer | OCTOBER 2021-APRIL 2026</w:t>
       </w:r>
     </w:p>
     <w:p>

--- a/web/Resumes/Andrew/Resume.docx
+++ b/web/Resumes/Andrew/Resume.docx
@@ -34,7 +34,632 @@
     </w:p>
     <w:p>
       <w:r>
-        <w:t>Seeking a position in IT operations and network management to leverage over 28 years of expertise in state-of-the-art operating systems, networks, and advanced AI agent workflows, ensuring seamless information flow and system performance.</w:t>
+        <w:t>Seeking a position in IT operations and network management to leverage over 20 years of expertise in state-of-the-art operating systems and networks, ensuring seamless information flow and system performance. Open to remote work or hybrid roles in the San Diego area.</w:t>
+      </w:r>
+    </w:p>
+    <w:p>
+      <w:pPr>
+        <w:pStyle w:val="Heading1"/>
+      </w:pPr>
+      <w:r>
+        <w:t>Skills</w:t>
+      </w:r>
+    </w:p>
+    <w:tbl>
+      <w:tblPr>
+        <w:tblW w:type="auto" w:w="0"/>
+        <w:tblLook w:firstColumn="1" w:firstRow="1" w:lastColumn="0" w:lastRow="0" w:noHBand="0" w:noVBand="1" w:val="04A0"/>
+      </w:tblPr>
+      <w:tblGrid>
+        <w:gridCol w:w="4320"/>
+        <w:gridCol w:w="4320"/>
+      </w:tblGrid>
+      <w:tr>
+        <w:tc>
+          <w:tcPr>
+            <w:tcW w:type="dxa" w:w="4320"/>
+          </w:tcPr>
+          <w:p>
+            <w:r>
+              <w:t>Category</w:t>
+            </w:r>
+          </w:p>
+        </w:tc>
+        <w:tc>
+          <w:tcPr>
+            <w:tcW w:type="dxa" w:w="4320"/>
+          </w:tcPr>
+          <w:p>
+            <w:r>
+              <w:t>Technologies</w:t>
+            </w:r>
+          </w:p>
+        </w:tc>
+      </w:tr>
+      <w:tr>
+        <w:tc>
+          <w:tcPr>
+            <w:tcW w:type="dxa" w:w="4320"/>
+          </w:tcPr>
+          <w:p>
+            <w:r>
+              <w:t>Hardware</w:t>
+            </w:r>
+          </w:p>
+        </w:tc>
+        <w:tc>
+          <w:tcPr>
+            <w:tcW w:type="dxa" w:w="4320"/>
+          </w:tcPr>
+          <w:p>
+            <w:r>
+              <w:t>Workstations and servers from Sun, HP, Microsoft Windows, various manufacturers of Linux systems</w:t>
+            </w:r>
+          </w:p>
+        </w:tc>
+      </w:tr>
+      <w:tr>
+        <w:tc>
+          <w:tcPr>
+            <w:tcW w:type="dxa" w:w="4320"/>
+          </w:tcPr>
+          <w:p>
+            <w:r>
+              <w:t>Operating Systems</w:t>
+            </w:r>
+          </w:p>
+        </w:tc>
+        <w:tc>
+          <w:tcPr>
+            <w:tcW w:type="dxa" w:w="4320"/>
+          </w:tcPr>
+          <w:p>
+            <w:r>
+              <w:t>Linux (Redhat, Centos, Ubuntu), Windows, Unix (Solaris, HP-UX), Cygwin</w:t>
+            </w:r>
+          </w:p>
+        </w:tc>
+      </w:tr>
+      <w:tr>
+        <w:tc>
+          <w:tcPr>
+            <w:tcW w:type="dxa" w:w="4320"/>
+          </w:tcPr>
+          <w:p>
+            <w:r>
+              <w:t>Networking</w:t>
+            </w:r>
+          </w:p>
+        </w:tc>
+        <w:tc>
+          <w:tcPr>
+            <w:tcW w:type="dxa" w:w="4320"/>
+          </w:tcPr>
+          <w:p>
+            <w:r>
+              <w:t>TCP/IP, Windows &amp; Unix Networking, Active Directory/LDAP, Samba</w:t>
+            </w:r>
+          </w:p>
+        </w:tc>
+      </w:tr>
+      <w:tr>
+        <w:tc>
+          <w:tcPr>
+            <w:tcW w:type="dxa" w:w="4320"/>
+          </w:tcPr>
+          <w:p>
+            <w:r>
+              <w:t>Version Control</w:t>
+            </w:r>
+          </w:p>
+        </w:tc>
+        <w:tc>
+          <w:tcPr>
+            <w:tcW w:type="dxa" w:w="4320"/>
+          </w:tcPr>
+          <w:p>
+            <w:r>
+              <w:t>Git, Perforce, Clearcase</w:t>
+            </w:r>
+          </w:p>
+        </w:tc>
+      </w:tr>
+      <w:tr>
+        <w:tc>
+          <w:tcPr>
+            <w:tcW w:type="dxa" w:w="4320"/>
+          </w:tcPr>
+          <w:p>
+            <w:r>
+              <w:t>Issue Tracking</w:t>
+            </w:r>
+          </w:p>
+        </w:tc>
+        <w:tc>
+          <w:tcPr>
+            <w:tcW w:type="dxa" w:w="4320"/>
+          </w:tcPr>
+          <w:p>
+            <w:r>
+              <w:t>JIRA, Clearquest, Bugzilla</w:t>
+            </w:r>
+          </w:p>
+        </w:tc>
+      </w:tr>
+      <w:tr>
+        <w:tc>
+          <w:tcPr>
+            <w:tcW w:type="dxa" w:w="4320"/>
+          </w:tcPr>
+          <w:p>
+            <w:r>
+              <w:t>Software Languages</w:t>
+            </w:r>
+          </w:p>
+        </w:tc>
+        <w:tc>
+          <w:tcPr>
+            <w:tcW w:type="dxa" w:w="4320"/>
+          </w:tcPr>
+          <w:p>
+            <w:r>
+              <w:t>Perl, Bash, PHP, C++, C, Ada, TCL</w:t>
+            </w:r>
+          </w:p>
+        </w:tc>
+      </w:tr>
+      <w:tr>
+        <w:tc>
+          <w:tcPr>
+            <w:tcW w:type="dxa" w:w="4320"/>
+          </w:tcPr>
+          <w:p>
+            <w:r>
+              <w:t>Configuration Management</w:t>
+            </w:r>
+          </w:p>
+        </w:tc>
+        <w:tc>
+          <w:tcPr>
+            <w:tcW w:type="dxa" w:w="4320"/>
+          </w:tcPr>
+          <w:p>
+            <w:r>
+              <w:t>Puppet, Ansible</w:t>
+            </w:r>
+          </w:p>
+        </w:tc>
+      </w:tr>
+      <w:tr>
+        <w:tc>
+          <w:tcPr>
+            <w:tcW w:type="dxa" w:w="4320"/>
+          </w:tcPr>
+          <w:p>
+            <w:r>
+              <w:t>Middleware</w:t>
+            </w:r>
+          </w:p>
+        </w:tc>
+        <w:tc>
+          <w:tcPr>
+            <w:tcW w:type="dxa" w:w="4320"/>
+          </w:tcPr>
+          <w:p>
+            <w:r>
+              <w:t>Apache, Tomcat, Samba, Winbind, LDAP, REST</w:t>
+            </w:r>
+          </w:p>
+        </w:tc>
+      </w:tr>
+      <w:tr>
+        <w:tc>
+          <w:tcPr>
+            <w:tcW w:type="dxa" w:w="4320"/>
+          </w:tcPr>
+          <w:p>
+            <w:r>
+              <w:t>Web Apps</w:t>
+            </w:r>
+          </w:p>
+        </w:tc>
+        <w:tc>
+          <w:tcPr>
+            <w:tcW w:type="dxa" w:w="4320"/>
+          </w:tcPr>
+          <w:p>
+            <w:r>
+              <w:t>JIRA, Confluence, Swarm</w:t>
+            </w:r>
+          </w:p>
+        </w:tc>
+      </w:tr>
+      <w:tr>
+        <w:tc>
+          <w:tcPr>
+            <w:tcW w:type="dxa" w:w="4320"/>
+          </w:tcPr>
+          <w:p>
+            <w:r>
+              <w:t>Databases</w:t>
+            </w:r>
+          </w:p>
+        </w:tc>
+        <w:tc>
+          <w:tcPr>
+            <w:tcW w:type="dxa" w:w="4320"/>
+          </w:tcPr>
+          <w:p>
+            <w:r>
+              <w:t>MySQL, Oracle</w:t>
+            </w:r>
+          </w:p>
+        </w:tc>
+      </w:tr>
+      <w:tr>
+        <w:tc>
+          <w:tcPr>
+            <w:tcW w:type="dxa" w:w="4320"/>
+          </w:tcPr>
+          <w:p>
+            <w:r>
+              <w:t>CI/CD</w:t>
+            </w:r>
+          </w:p>
+        </w:tc>
+        <w:tc>
+          <w:tcPr>
+            <w:tcW w:type="dxa" w:w="4320"/>
+          </w:tcPr>
+          <w:p>
+            <w:r>
+              <w:t>Jenkins, Electric Commander</w:t>
+            </w:r>
+          </w:p>
+        </w:tc>
+      </w:tr>
+      <w:tr>
+        <w:tc>
+          <w:tcPr>
+            <w:tcW w:type="dxa" w:w="4320"/>
+          </w:tcPr>
+          <w:p>
+            <w:r>
+              <w:t>Virtualization</w:t>
+            </w:r>
+          </w:p>
+        </w:tc>
+        <w:tc>
+          <w:tcPr>
+            <w:tcW w:type="dxa" w:w="4320"/>
+          </w:tcPr>
+          <w:p>
+            <w:r>
+              <w:t>VMWare, VirtualBox, vSphere, vCenter</w:t>
+            </w:r>
+          </w:p>
+        </w:tc>
+      </w:tr>
+      <w:tr>
+        <w:tc>
+          <w:tcPr>
+            <w:tcW w:type="dxa" w:w="4320"/>
+          </w:tcPr>
+          <w:p>
+            <w:r>
+              <w:t>Cloud Computing</w:t>
+            </w:r>
+          </w:p>
+        </w:tc>
+        <w:tc>
+          <w:tcPr>
+            <w:tcW w:type="dxa" w:w="4320"/>
+          </w:tcPr>
+          <w:p>
+            <w:r>
+              <w:t>EC2, IAM, S3, CloudFront, Route53, VPC, Docker</w:t>
+            </w:r>
+          </w:p>
+        </w:tc>
+      </w:tr>
+    </w:tbl>
+    <w:p>
+      <w:pPr>
+        <w:pStyle w:val="Heading1"/>
+      </w:pPr>
+      <w:r>
+        <w:t>Professional Experience</w:t>
+      </w:r>
+    </w:p>
+    <w:p>
+      <w:r>
+        <w:rPr>
+          <w:b/>
+        </w:rPr>
+        <w:t>Perl Developer | Cpanel/WebPros | CA</w:t>
+        <w:br/>
+      </w:r>
+      <w:r>
+        <w:rPr>
+          <w:i/>
+        </w:rPr>
+        <w:t>October 2021 - Current</w:t>
+      </w:r>
+    </w:p>
+    <w:p>
+      <w:pPr>
+        <w:pStyle w:val="ListBullet"/>
+      </w:pPr>
+      <w:r>
+        <w:t>Worked on the Artemis Team, improving WHM and learning Cpanel's extensive code base.</w:t>
+      </w:r>
+    </w:p>
+    <w:p>
+      <w:pPr>
+        <w:pStyle w:val="ListBullet"/>
+      </w:pPr>
+      <w:r>
+        <w:t>Transitioned to the Release Team, focusing on bug fixes and release tasks.</w:t>
+      </w:r>
+    </w:p>
+    <w:p>
+      <w:pPr>
+        <w:pStyle w:val="ListBullet"/>
+      </w:pPr>
+      <w:r>
+        <w:t>Contributed to the WordPress Squared team, enhancing backend functionality with bug fixes and improvements.</w:t>
+      </w:r>
+    </w:p>
+    <w:p>
+      <w:pPr>
+        <w:pStyle w:val="ListBullet"/>
+      </w:pPr>
+      <w:r>
+        <w:t>Conducted quality assurance and integration testing for project readiness.</w:t>
+      </w:r>
+    </w:p>
+    <w:p>
+      <w:pPr>
+        <w:pStyle w:val="ListBullet"/>
+      </w:pPr>
+      <w:r>
+        <w:t>Developed software applications to enhance client satisfaction and user experience.</w:t>
+      </w:r>
+    </w:p>
+    <w:p>
+      <w:r>
+        <w:rPr>
+          <w:b/>
+        </w:rPr>
+        <w:t>Engineer Consultant | ClearSCM, Inc | CA</w:t>
+        <w:br/>
+      </w:r>
+      <w:r>
+        <w:rPr>
+          <w:i/>
+        </w:rPr>
+        <w:t>July 2007 - September 2021</w:t>
+      </w:r>
+    </w:p>
+    <w:p>
+      <w:pPr>
+        <w:pStyle w:val="ListBullet"/>
+      </w:pPr>
+      <w:r>
+        <w:t>Ran a consulting firm specializing in Build Engineering, Linux Administration and Version Control Systems.</w:t>
+      </w:r>
+    </w:p>
+    <w:p>
+      <w:pPr>
+        <w:pStyle w:val="ListBullet"/>
+      </w:pPr>
+      <w:r>
+        <w:t>Provided services to many clients like Wells Fargo, General Dynamics, Broadcom, ICANN, and General Electric.</w:t>
+      </w:r>
+    </w:p>
+    <w:p>
+      <w:pPr>
+        <w:pStyle w:val="ListBullet"/>
+      </w:pPr>
+      <w:r>
+        <w:t>Served as a Perl developer writing scripts automating tasks in build systems, test systems, and complete applications.</w:t>
+      </w:r>
+    </w:p>
+    <w:p>
+      <w:pPr>
+        <w:pStyle w:val="ListBullet"/>
+      </w:pPr>
+      <w:r>
+        <w:t>Administered subsystems like Puppet/Ansible, Clearcase/Clearquest, Git, Perforce, Jenkins, and JIRA.</w:t>
+      </w:r>
+    </w:p>
+    <w:p>
+      <w:pPr>
+        <w:pStyle w:val="ListBullet"/>
+      </w:pPr>
+      <w:r>
+        <w:t>Specialized in Linux administration.</w:t>
+      </w:r>
+    </w:p>
+    <w:p>
+      <w:r>
+        <w:rPr>
+          <w:b/>
+        </w:rPr>
+        <w:t>Clearcase/Clearquest Administrator | DeFaria.com | CA</w:t>
+        <w:br/>
+      </w:r>
+      <w:r>
+        <w:rPr>
+          <w:i/>
+        </w:rPr>
+        <w:t>February 2004 - June 2007</w:t>
+      </w:r>
+    </w:p>
+    <w:p>
+      <w:pPr>
+        <w:pStyle w:val="ListBullet"/>
+      </w:pPr>
+      <w:r>
+        <w:t>Consulted for clients including Hewlett Packard, Broadcom, Lynuxworks, and Ameriquest.</w:t>
+      </w:r>
+    </w:p>
+    <w:p>
+      <w:pPr>
+        <w:pStyle w:val="ListBullet"/>
+      </w:pPr>
+      <w:r>
+        <w:t>Specialized in Build Release engineering, Clearcase/Clearquest engineering, and system security hardening.</w:t>
+      </w:r>
+    </w:p>
+    <w:p>
+      <w:pPr>
+        <w:pStyle w:val="ListBullet"/>
+      </w:pPr>
+      <w:r>
+        <w:t>Addressed customer inquiries and resolved issues promptly.</w:t>
+      </w:r>
+    </w:p>
+    <w:p>
+      <w:pPr>
+        <w:pStyle w:val="ListBullet"/>
+      </w:pPr>
+      <w:r>
+        <w:t>Collaborated with IT department to troubleshoot technical issues with office equipment and software.</w:t>
+      </w:r>
+    </w:p>
+    <w:p>
+      <w:r>
+        <w:rPr>
+          <w:b/>
+        </w:rPr>
+        <w:t>Clearcase/Clearquest Administrator/Build Engineer | Salira | CA</w:t>
+        <w:br/>
+      </w:r>
+      <w:r>
+        <w:rPr>
+          <w:i/>
+        </w:rPr>
+        <w:t>August 2001 - February 2004</w:t>
+      </w:r>
+    </w:p>
+    <w:p>
+      <w:pPr>
+        <w:pStyle w:val="ListBullet"/>
+      </w:pPr>
+      <w:r>
+        <w:t>Joined Salira Optical Network Systems as a Clearcase/Clearquest Administrator.</w:t>
+      </w:r>
+    </w:p>
+    <w:p>
+      <w:pPr>
+        <w:pStyle w:val="ListBullet"/>
+      </w:pPr>
+      <w:r>
+        <w:t>Set up environment, provided training, and managed the build process as Release Engineer.</w:t>
+      </w:r>
+    </w:p>
+    <w:p>
+      <w:pPr>
+        <w:pStyle w:val="ListBullet"/>
+      </w:pPr>
+      <w:r>
+        <w:t>Developed Clearquest Daemon, automation scripts, and conducted Build Stress Testing.</w:t>
+      </w:r>
+    </w:p>
+    <w:p>
+      <w:pPr>
+        <w:pStyle w:val="ListBullet"/>
+      </w:pPr>
+      <w:r>
+        <w:t>Designed and implemented Clearquest bug tracking system.</w:t>
+      </w:r>
+    </w:p>
+    <w:p>
+      <w:pPr>
+        <w:pStyle w:val="ListBullet"/>
+      </w:pPr>
+      <w:r>
+        <w:t>Advised on Clearcase issues, branching strategies, labeling, and release management.</w:t>
+      </w:r>
+    </w:p>
+    <w:p>
+      <w:r>
+        <w:rPr>
+          <w:b/>
+        </w:rPr>
+        <w:t>Clearcase/Unix Systems Administrator | Hewlett Packard Company | CA</w:t>
+        <w:br/>
+      </w:r>
+      <w:r>
+        <w:rPr>
+          <w:i/>
+        </w:rPr>
+        <w:t>February 1998 - August 2001</w:t>
+      </w:r>
+    </w:p>
+    <w:p>
+      <w:pPr>
+        <w:pStyle w:val="ListBullet"/>
+      </w:pPr>
+      <w:r>
+        <w:t>Primary Clearcase and Multisite Administrator for a large environment with 1400 views and 180 vobs.</w:t>
+      </w:r>
+    </w:p>
+    <w:p>
+      <w:pPr>
+        <w:pStyle w:val="ListBullet"/>
+      </w:pPr>
+      <w:r>
+        <w:t>Assisted in network and Clearcase topology design, setup, and maintenance.</w:t>
+      </w:r>
+    </w:p>
+    <w:p>
+      <w:pPr>
+        <w:pStyle w:val="ListBullet"/>
+      </w:pPr>
+      <w:r>
+        <w:t>Managed Netscape Suitespot Servers for 400 machines, developed lab web pages, and restructured network topology.</w:t>
+      </w:r>
+    </w:p>
+    <w:p>
+      <w:pPr>
+        <w:pStyle w:val="ListBullet"/>
+      </w:pPr>
+      <w:r>
+        <w:t>Managed Windows NT domain, account setup, print serving, and evaluated Clearcase 3.2 on NT.</w:t>
+      </w:r>
+    </w:p>
+    <w:p>
+      <w:pPr>
+        <w:pStyle w:val="Heading1"/>
+      </w:pPr>
+      <w:r>
+        <w:t>Education</w:t>
+      </w:r>
+    </w:p>
+    <w:p>
+      <w:r>
+        <w:t>Associate in Applied Science (A.A.S) - Computer Science</w:t>
+        <w:br/>
+        <w:t>Union County College, Scotch Plains, New Jersey</w:t>
+      </w:r>
+    </w:p>
+    <w:p>
+      <w:pPr>
+        <w:pStyle w:val="Heading1"/>
+      </w:pPr>
+      <w:r>
+        <w:t>Certifications and Class Work</w:t>
+      </w:r>
+    </w:p>
+    <w:p>
+      <w:r>
+        <w:t>• AWS Solutions Architect : Validation Number: 4Q2XDJDCK1EE1HC5</w:t>
+        <w:br/>
+        <w:t>• Docker Certified Associate (DCA)</w:t>
+        <w:br/>
+        <w:t>• Jenkins Quick Start &amp; Fundamentals</w:t>
       </w:r>
     </w:p>
     <w:sectPr>
